--- a/apps/desktop/public/mau-van-ban/bao-cao-tong-hop.docx
+++ b/apps/desktop/public/mau-van-ban/bao-cao-tong-hop.docx
@@ -1267,6 +1267,97 @@
           <w:szCs w:val="26"/>
         </w:rPr>
         <w:t xml:space="preserve">{/vuong_mac}</w:t>
+      </w:r>
+    </w:p>
+    <w:p>
+      <w:pPr>
+        <w:spacing w:after="80" w:before="0" w:line="300"/>
+        <w:ind w:firstLine="567"/>
+        <w:jc w:val="both"/>
+      </w:pPr>
+      <w:r>
+        <w:rPr>
+          <w:rFonts w:ascii="Times New Roman" w:cs="Times New Roman" w:eastAsia="Times New Roman" w:hAnsi="Times New Roman"/>
+          <w:sz w:val="26"/>
+          <w:szCs w:val="26"/>
+        </w:rPr>
+        <w:t xml:space="preserve">{#co_ho_vuong_mac}</w:t>
+      </w:r>
+    </w:p>
+    <w:p>
+      <w:pPr>
+        <w:spacing w:after="80" w:before="0" w:line="300"/>
+        <w:ind w:firstLine="567"/>
+        <w:jc w:val="both"/>
+      </w:pPr>
+      <w:r>
+        <w:rPr>
+          <w:rFonts w:ascii="Times New Roman" w:cs="Times New Roman" w:eastAsia="Times New Roman" w:hAnsi="Times New Roman"/>
+          <w:i/>
+          <w:sz w:val="26"/>
+          <w:szCs w:val="26"/>
+        </w:rPr>
+        <w:t xml:space="preserve">Danh sách hộ, cá nhân, tổ chức đang vướng mắc (bước đang thực hiện, số ngày tồn đọng):</w:t>
+      </w:r>
+    </w:p>
+    <w:p>
+      <w:pPr>
+        <w:spacing w:after="80" w:before="0" w:line="300"/>
+        <w:ind w:firstLine="567"/>
+        <w:jc w:val="both"/>
+      </w:pPr>
+      <w:r>
+        <w:rPr>
+          <w:rFonts w:ascii="Times New Roman" w:cs="Times New Roman" w:eastAsia="Times New Roman" w:hAnsi="Times New Roman"/>
+          <w:sz w:val="26"/>
+          <w:szCs w:val="26"/>
+        </w:rPr>
+        <w:t xml:space="preserve">{#ho_vuong_mac}</w:t>
+      </w:r>
+    </w:p>
+    <w:p>
+      <w:pPr>
+        <w:spacing w:after="80" w:before="0" w:line="300"/>
+        <w:ind w:firstLine="567"/>
+        <w:jc w:val="both"/>
+      </w:pPr>
+      <w:r>
+        <w:rPr>
+          <w:rFonts w:ascii="Times New Roman" w:cs="Times New Roman" w:eastAsia="Times New Roman" w:hAnsi="Times New Roman"/>
+          <w:sz w:val="26"/>
+          <w:szCs w:val="26"/>
+        </w:rPr>
+        <w:t xml:space="preserve">- {du_an} – {ma} {ten}: {noi_dung} (bước {buoc}; tồn đọng {so_ngay} ngày).</w:t>
+      </w:r>
+    </w:p>
+    <w:p>
+      <w:pPr>
+        <w:spacing w:after="80" w:before="0" w:line="300"/>
+        <w:ind w:firstLine="567"/>
+        <w:jc w:val="both"/>
+      </w:pPr>
+      <w:r>
+        <w:rPr>
+          <w:rFonts w:ascii="Times New Roman" w:cs="Times New Roman" w:eastAsia="Times New Roman" w:hAnsi="Times New Roman"/>
+          <w:sz w:val="26"/>
+          <w:szCs w:val="26"/>
+        </w:rPr>
+        <w:t xml:space="preserve">{/ho_vuong_mac}</w:t>
+      </w:r>
+    </w:p>
+    <w:p>
+      <w:pPr>
+        <w:spacing w:after="80" w:before="0" w:line="300"/>
+        <w:ind w:firstLine="567"/>
+        <w:jc w:val="both"/>
+      </w:pPr>
+      <w:r>
+        <w:rPr>
+          <w:rFonts w:ascii="Times New Roman" w:cs="Times New Roman" w:eastAsia="Times New Roman" w:hAnsi="Times New Roman"/>
+          <w:sz w:val="26"/>
+          <w:szCs w:val="26"/>
+        </w:rPr>
+        <w:t xml:space="preserve">{/co_ho_vuong_mac}</w:t>
       </w:r>
     </w:p>
     <w:p>

--- a/apps/desktop/public/mau-van-ban/bao-cao-tong-hop.docx
+++ b/apps/desktop/public/mau-van-ban/bao-cao-tong-hop.docx
@@ -1160,6 +1160,597 @@
           <w:szCs w:val="22"/>
         </w:rPr>
         <w:t xml:space="preserve">(Chi tiết kinh phí tạm tính, còn phải chi, chặng thực hiện: Phụ lục Excel kèm theo)</w:t>
+      </w:r>
+    </w:p>
+    <w:p>
+      <w:pPr>
+        <w:spacing w:after="80" w:before="0" w:line="300"/>
+        <w:ind w:firstLine="567"/>
+        <w:jc w:val="both"/>
+      </w:pPr>
+      <w:r>
+        <w:rPr>
+          <w:rFonts w:ascii="Times New Roman" w:cs="Times New Roman" w:eastAsia="Times New Roman" w:hAnsi="Times New Roman"/>
+          <w:sz w:val="26"/>
+          <w:szCs w:val="26"/>
+        </w:rPr>
+        <w:t xml:space="preserve">{#co_dot}</w:t>
+      </w:r>
+    </w:p>
+    <w:p>
+      <w:pPr>
+        <w:spacing w:after="80" w:before="120" w:line="300"/>
+        <w:ind w:firstLine="567"/>
+        <w:jc w:val="both"/>
+      </w:pPr>
+      <w:r>
+        <w:rPr>
+          <w:rFonts w:ascii="Times New Roman" w:cs="Times New Roman" w:eastAsia="Times New Roman" w:hAnsi="Times New Roman"/>
+          <w:b/>
+          <w:bCs/>
+          <w:i/>
+          <w:iCs/>
+          <w:sz w:val="26"/>
+          <w:szCs w:val="26"/>
+        </w:rPr>
+        <w:t xml:space="preserve">3. Kết quả theo đợt thu hồi</w:t>
+      </w:r>
+    </w:p>
+    <w:tbl>
+      <w:tblPr>
+        <w:tblW w:type="dxa" w:w="9071"/>
+        <w:tblBorders>
+          <w:top w:val="single" w:color="auto" w:sz="4"/>
+          <w:left w:val="single" w:color="auto" w:sz="4"/>
+          <w:bottom w:val="single" w:color="auto" w:sz="4"/>
+          <w:right w:val="single" w:color="auto" w:sz="4"/>
+          <w:insideH w:val="single" w:color="auto" w:sz="4"/>
+          <w:insideV w:val="single" w:color="auto" w:sz="4"/>
+        </w:tblBorders>
+      </w:tblPr>
+      <w:tblGrid>
+        <w:gridCol w:w="500"/>
+        <w:gridCol w:w="2600"/>
+        <w:gridCol w:w="700"/>
+        <w:gridCol w:w="1100"/>
+        <w:gridCol w:w="1300"/>
+        <w:gridCol w:w="1300"/>
+        <w:gridCol w:w="800"/>
+        <w:gridCol w:w="771"/>
+      </w:tblGrid>
+      <w:tr>
+        <w:trPr>
+          <w:tblHeader/>
+        </w:trPr>
+        <w:tc>
+          <w:tcPr>
+            <w:tcW w:type="dxa" w:w="500"/>
+            <w:tcBorders>
+              <w:top w:val="single" w:color="000000" w:sz="4"/>
+              <w:left w:val="single" w:color="000000" w:sz="4"/>
+              <w:bottom w:val="single" w:color="000000" w:sz="4"/>
+              <w:right w:val="single" w:color="000000" w:sz="4"/>
+            </w:tcBorders>
+            <w:tcMar>
+              <w:top w:type="dxa" w:w="40"/>
+              <w:left w:type="dxa" w:w="60"/>
+              <w:bottom w:type="dxa" w:w="40"/>
+              <w:right w:type="dxa" w:w="60"/>
+            </w:tcMar>
+            <w:vAlign w:val="center"/>
+          </w:tcPr>
+          <w:p>
+            <w:pPr>
+              <w:jc w:val="center"/>
+            </w:pPr>
+            <w:r>
+              <w:rPr>
+                <w:rFonts w:ascii="Times New Roman" w:cs="Times New Roman" w:eastAsia="Times New Roman" w:hAnsi="Times New Roman"/>
+                <w:b/>
+                <w:bCs/>
+                <w:sz w:val="22"/>
+                <w:szCs w:val="22"/>
+              </w:rPr>
+              <w:t xml:space="preserve">TT</w:t>
+            </w:r>
+          </w:p>
+        </w:tc>
+        <w:tc>
+          <w:tcPr>
+            <w:tcW w:type="dxa" w:w="2600"/>
+            <w:tcBorders>
+              <w:top w:val="single" w:color="000000" w:sz="4"/>
+              <w:left w:val="single" w:color="000000" w:sz="4"/>
+              <w:bottom w:val="single" w:color="000000" w:sz="4"/>
+              <w:right w:val="single" w:color="000000" w:sz="4"/>
+            </w:tcBorders>
+            <w:tcMar>
+              <w:top w:type="dxa" w:w="40"/>
+              <w:left w:type="dxa" w:w="60"/>
+              <w:bottom w:type="dxa" w:w="40"/>
+              <w:right w:type="dxa" w:w="60"/>
+            </w:tcMar>
+            <w:vAlign w:val="center"/>
+          </w:tcPr>
+          <w:p>
+            <w:pPr>
+              <w:jc w:val="left"/>
+            </w:pPr>
+            <w:r>
+              <w:rPr>
+                <w:rFonts w:ascii="Times New Roman" w:cs="Times New Roman" w:eastAsia="Times New Roman" w:hAnsi="Times New Roman"/>
+                <w:b/>
+                <w:bCs/>
+                <w:sz w:val="22"/>
+                <w:szCs w:val="22"/>
+              </w:rPr>
+              <w:t xml:space="preserve">Dự án – đợt thu hồi</w:t>
+            </w:r>
+          </w:p>
+        </w:tc>
+        <w:tc>
+          <w:tcPr>
+            <w:tcW w:type="dxa" w:w="700"/>
+            <w:tcBorders>
+              <w:top w:val="single" w:color="000000" w:sz="4"/>
+              <w:left w:val="single" w:color="000000" w:sz="4"/>
+              <w:bottom w:val="single" w:color="000000" w:sz="4"/>
+              <w:right w:val="single" w:color="000000" w:sz="4"/>
+            </w:tcBorders>
+            <w:tcMar>
+              <w:top w:type="dxa" w:w="40"/>
+              <w:left w:type="dxa" w:w="60"/>
+              <w:bottom w:type="dxa" w:w="40"/>
+              <w:right w:type="dxa" w:w="60"/>
+            </w:tcMar>
+            <w:vAlign w:val="center"/>
+          </w:tcPr>
+          <w:p>
+            <w:pPr>
+              <w:jc w:val="center"/>
+            </w:pPr>
+            <w:r>
+              <w:rPr>
+                <w:rFonts w:ascii="Times New Roman" w:cs="Times New Roman" w:eastAsia="Times New Roman" w:hAnsi="Times New Roman"/>
+                <w:b/>
+                <w:bCs/>
+                <w:sz w:val="22"/>
+                <w:szCs w:val="22"/>
+              </w:rPr>
+              <w:t xml:space="preserve">Số hộ</w:t>
+            </w:r>
+          </w:p>
+        </w:tc>
+        <w:tc>
+          <w:tcPr>
+            <w:tcW w:type="dxa" w:w="1100"/>
+            <w:tcBorders>
+              <w:top w:val="single" w:color="000000" w:sz="4"/>
+              <w:left w:val="single" w:color="000000" w:sz="4"/>
+              <w:bottom w:val="single" w:color="000000" w:sz="4"/>
+              <w:right w:val="single" w:color="000000" w:sz="4"/>
+            </w:tcBorders>
+            <w:tcMar>
+              <w:top w:type="dxa" w:w="40"/>
+              <w:left w:type="dxa" w:w="60"/>
+              <w:bottom w:type="dxa" w:w="40"/>
+              <w:right w:type="dxa" w:w="60"/>
+            </w:tcMar>
+            <w:vAlign w:val="center"/>
+          </w:tcPr>
+          <w:p>
+            <w:pPr>
+              <w:jc w:val="center"/>
+            </w:pPr>
+            <w:r>
+              <w:rPr>
+                <w:rFonts w:ascii="Times New Roman" w:cs="Times New Roman" w:eastAsia="Times New Roman" w:hAnsi="Times New Roman"/>
+                <w:b/>
+                <w:bCs/>
+                <w:sz w:val="22"/>
+                <w:szCs w:val="22"/>
+              </w:rPr>
+              <w:t xml:space="preserve">DT thu hồi (m²)</w:t>
+            </w:r>
+          </w:p>
+        </w:tc>
+        <w:tc>
+          <w:tcPr>
+            <w:tcW w:type="dxa" w:w="1300"/>
+            <w:tcBorders>
+              <w:top w:val="single" w:color="000000" w:sz="4"/>
+              <w:left w:val="single" w:color="000000" w:sz="4"/>
+              <w:bottom w:val="single" w:color="000000" w:sz="4"/>
+              <w:right w:val="single" w:color="000000" w:sz="4"/>
+            </w:tcBorders>
+            <w:tcMar>
+              <w:top w:type="dxa" w:w="40"/>
+              <w:left w:type="dxa" w:w="60"/>
+              <w:bottom w:type="dxa" w:w="40"/>
+              <w:right w:type="dxa" w:w="60"/>
+            </w:tcMar>
+            <w:vAlign w:val="center"/>
+          </w:tcPr>
+          <w:p>
+            <w:pPr>
+              <w:jc w:val="center"/>
+            </w:pPr>
+            <w:r>
+              <w:rPr>
+                <w:rFonts w:ascii="Times New Roman" w:cs="Times New Roman" w:eastAsia="Times New Roman" w:hAnsi="Times New Roman"/>
+                <w:b/>
+                <w:bCs/>
+                <w:sz w:val="22"/>
+                <w:szCs w:val="22"/>
+              </w:rPr>
+              <w:t xml:space="preserve">Kinh phí đã duyệt (đồng)</w:t>
+            </w:r>
+          </w:p>
+        </w:tc>
+        <w:tc>
+          <w:tcPr>
+            <w:tcW w:type="dxa" w:w="1300"/>
+            <w:tcBorders>
+              <w:top w:val="single" w:color="000000" w:sz="4"/>
+              <w:left w:val="single" w:color="000000" w:sz="4"/>
+              <w:bottom w:val="single" w:color="000000" w:sz="4"/>
+              <w:right w:val="single" w:color="000000" w:sz="4"/>
+            </w:tcBorders>
+            <w:tcMar>
+              <w:top w:type="dxa" w:w="40"/>
+              <w:left w:type="dxa" w:w="60"/>
+              <w:bottom w:type="dxa" w:w="40"/>
+              <w:right w:type="dxa" w:w="60"/>
+            </w:tcMar>
+            <w:vAlign w:val="center"/>
+          </w:tcPr>
+          <w:p>
+            <w:pPr>
+              <w:jc w:val="center"/>
+            </w:pPr>
+            <w:r>
+              <w:rPr>
+                <w:rFonts w:ascii="Times New Roman" w:cs="Times New Roman" w:eastAsia="Times New Roman" w:hAnsi="Times New Roman"/>
+                <w:b/>
+                <w:bCs/>
+                <w:sz w:val="22"/>
+                <w:szCs w:val="22"/>
+              </w:rPr>
+              <w:t xml:space="preserve">Đã chi trả (đồng)</w:t>
+            </w:r>
+          </w:p>
+        </w:tc>
+        <w:tc>
+          <w:tcPr>
+            <w:tcW w:type="dxa" w:w="800"/>
+            <w:tcBorders>
+              <w:top w:val="single" w:color="000000" w:sz="4"/>
+              <w:left w:val="single" w:color="000000" w:sz="4"/>
+              <w:bottom w:val="single" w:color="000000" w:sz="4"/>
+              <w:right w:val="single" w:color="000000" w:sz="4"/>
+            </w:tcBorders>
+            <w:tcMar>
+              <w:top w:type="dxa" w:w="40"/>
+              <w:left w:type="dxa" w:w="60"/>
+              <w:bottom w:type="dxa" w:w="40"/>
+              <w:right w:type="dxa" w:w="60"/>
+            </w:tcMar>
+            <w:vAlign w:val="center"/>
+          </w:tcPr>
+          <w:p>
+            <w:pPr>
+              <w:jc w:val="center"/>
+            </w:pPr>
+            <w:r>
+              <w:rPr>
+                <w:rFonts w:ascii="Times New Roman" w:cs="Times New Roman" w:eastAsia="Times New Roman" w:hAnsi="Times New Roman"/>
+                <w:b/>
+                <w:bCs/>
+                <w:sz w:val="22"/>
+                <w:szCs w:val="22"/>
+              </w:rPr>
+              <w:t xml:space="preserve">Hoàn thành GPMB (hộ)</w:t>
+            </w:r>
+          </w:p>
+        </w:tc>
+        <w:tc>
+          <w:tcPr>
+            <w:tcW w:type="dxa" w:w="771"/>
+            <w:tcBorders>
+              <w:top w:val="single" w:color="000000" w:sz="4"/>
+              <w:left w:val="single" w:color="000000" w:sz="4"/>
+              <w:bottom w:val="single" w:color="000000" w:sz="4"/>
+              <w:right w:val="single" w:color="000000" w:sz="4"/>
+            </w:tcBorders>
+            <w:tcMar>
+              <w:top w:type="dxa" w:w="40"/>
+              <w:left w:type="dxa" w:w="60"/>
+              <w:bottom w:type="dxa" w:w="40"/>
+              <w:right w:type="dxa" w:w="60"/>
+            </w:tcMar>
+            <w:vAlign w:val="center"/>
+          </w:tcPr>
+          <w:p>
+            <w:pPr>
+              <w:jc w:val="center"/>
+            </w:pPr>
+            <w:r>
+              <w:rPr>
+                <w:rFonts w:ascii="Times New Roman" w:cs="Times New Roman" w:eastAsia="Times New Roman" w:hAnsi="Times New Roman"/>
+                <w:b/>
+                <w:bCs/>
+                <w:sz w:val="22"/>
+                <w:szCs w:val="22"/>
+              </w:rPr>
+              <w:t xml:space="preserve">Tỷ lệ hoàn thành</w:t>
+            </w:r>
+          </w:p>
+        </w:tc>
+      </w:tr>
+      <w:tr>
+        <w:tc>
+          <w:tcPr>
+            <w:tcW w:type="dxa" w:w="500"/>
+            <w:tcBorders>
+              <w:top w:val="single" w:color="000000" w:sz="4"/>
+              <w:left w:val="single" w:color="000000" w:sz="4"/>
+              <w:bottom w:val="single" w:color="000000" w:sz="4"/>
+              <w:right w:val="single" w:color="000000" w:sz="4"/>
+            </w:tcBorders>
+            <w:tcMar>
+              <w:top w:type="dxa" w:w="40"/>
+              <w:left w:type="dxa" w:w="60"/>
+              <w:bottom w:type="dxa" w:w="40"/>
+              <w:right w:type="dxa" w:w="60"/>
+            </w:tcMar>
+            <w:vAlign w:val="center"/>
+          </w:tcPr>
+          <w:p>
+            <w:pPr>
+              <w:jc w:val="center"/>
+            </w:pPr>
+            <w:r>
+              <w:rPr>
+                <w:rFonts w:ascii="Times New Roman" w:cs="Times New Roman" w:eastAsia="Times New Roman" w:hAnsi="Times New Roman"/>
+                <w:sz w:val="22"/>
+                <w:szCs w:val="22"/>
+              </w:rPr>
+              <w:t xml:space="preserve">{#theo_dot}{tt}</w:t>
+            </w:r>
+          </w:p>
+        </w:tc>
+        <w:tc>
+          <w:tcPr>
+            <w:tcW w:type="dxa" w:w="2600"/>
+            <w:tcBorders>
+              <w:top w:val="single" w:color="000000" w:sz="4"/>
+              <w:left w:val="single" w:color="000000" w:sz="4"/>
+              <w:bottom w:val="single" w:color="000000" w:sz="4"/>
+              <w:right w:val="single" w:color="000000" w:sz="4"/>
+            </w:tcBorders>
+            <w:tcMar>
+              <w:top w:type="dxa" w:w="40"/>
+              <w:left w:type="dxa" w:w="60"/>
+              <w:bottom w:type="dxa" w:w="40"/>
+              <w:right w:type="dxa" w:w="60"/>
+            </w:tcMar>
+            <w:vAlign w:val="center"/>
+          </w:tcPr>
+          <w:p>
+            <w:pPr>
+              <w:jc w:val="left"/>
+            </w:pPr>
+            <w:r>
+              <w:rPr>
+                <w:rFonts w:ascii="Times New Roman" w:cs="Times New Roman" w:eastAsia="Times New Roman" w:hAnsi="Times New Roman"/>
+                <w:sz w:val="22"/>
+                <w:szCs w:val="22"/>
+              </w:rPr>
+              <w:t xml:space="preserve">{ten}</w:t>
+            </w:r>
+          </w:p>
+        </w:tc>
+        <w:tc>
+          <w:tcPr>
+            <w:tcW w:type="dxa" w:w="700"/>
+            <w:tcBorders>
+              <w:top w:val="single" w:color="000000" w:sz="4"/>
+              <w:left w:val="single" w:color="000000" w:sz="4"/>
+              <w:bottom w:val="single" w:color="000000" w:sz="4"/>
+              <w:right w:val="single" w:color="000000" w:sz="4"/>
+            </w:tcBorders>
+            <w:tcMar>
+              <w:top w:type="dxa" w:w="40"/>
+              <w:left w:type="dxa" w:w="60"/>
+              <w:bottom w:type="dxa" w:w="40"/>
+              <w:right w:type="dxa" w:w="60"/>
+            </w:tcMar>
+            <w:vAlign w:val="center"/>
+          </w:tcPr>
+          <w:p>
+            <w:pPr>
+              <w:jc w:val="right"/>
+            </w:pPr>
+            <w:r>
+              <w:rPr>
+                <w:rFonts w:ascii="Times New Roman" w:cs="Times New Roman" w:eastAsia="Times New Roman" w:hAnsi="Times New Roman"/>
+                <w:sz w:val="22"/>
+                <w:szCs w:val="22"/>
+              </w:rPr>
+              <w:t xml:space="preserve">{so_ho}</w:t>
+            </w:r>
+          </w:p>
+        </w:tc>
+        <w:tc>
+          <w:tcPr>
+            <w:tcW w:type="dxa" w:w="1100"/>
+            <w:tcBorders>
+              <w:top w:val="single" w:color="000000" w:sz="4"/>
+              <w:left w:val="single" w:color="000000" w:sz="4"/>
+              <w:bottom w:val="single" w:color="000000" w:sz="4"/>
+              <w:right w:val="single" w:color="000000" w:sz="4"/>
+            </w:tcBorders>
+            <w:tcMar>
+              <w:top w:type="dxa" w:w="40"/>
+              <w:left w:type="dxa" w:w="60"/>
+              <w:bottom w:type="dxa" w:w="40"/>
+              <w:right w:type="dxa" w:w="60"/>
+            </w:tcMar>
+            <w:vAlign w:val="center"/>
+          </w:tcPr>
+          <w:p>
+            <w:pPr>
+              <w:jc w:val="right"/>
+            </w:pPr>
+            <w:r>
+              <w:rPr>
+                <w:rFonts w:ascii="Times New Roman" w:cs="Times New Roman" w:eastAsia="Times New Roman" w:hAnsi="Times New Roman"/>
+                <w:sz w:val="22"/>
+                <w:szCs w:val="22"/>
+              </w:rPr>
+              <w:t xml:space="preserve">{dt}</w:t>
+            </w:r>
+          </w:p>
+        </w:tc>
+        <w:tc>
+          <w:tcPr>
+            <w:tcW w:type="dxa" w:w="1300"/>
+            <w:tcBorders>
+              <w:top w:val="single" w:color="000000" w:sz="4"/>
+              <w:left w:val="single" w:color="000000" w:sz="4"/>
+              <w:bottom w:val="single" w:color="000000" w:sz="4"/>
+              <w:right w:val="single" w:color="000000" w:sz="4"/>
+            </w:tcBorders>
+            <w:tcMar>
+              <w:top w:type="dxa" w:w="40"/>
+              <w:left w:type="dxa" w:w="60"/>
+              <w:bottom w:type="dxa" w:w="40"/>
+              <w:right w:type="dxa" w:w="60"/>
+            </w:tcMar>
+            <w:vAlign w:val="center"/>
+          </w:tcPr>
+          <w:p>
+            <w:pPr>
+              <w:jc w:val="right"/>
+            </w:pPr>
+            <w:r>
+              <w:rPr>
+                <w:rFonts w:ascii="Times New Roman" w:cs="Times New Roman" w:eastAsia="Times New Roman" w:hAnsi="Times New Roman"/>
+                <w:sz w:val="22"/>
+                <w:szCs w:val="22"/>
+              </w:rPr>
+              <w:t xml:space="preserve">{da_duyet}</w:t>
+            </w:r>
+          </w:p>
+        </w:tc>
+        <w:tc>
+          <w:tcPr>
+            <w:tcW w:type="dxa" w:w="1300"/>
+            <w:tcBorders>
+              <w:top w:val="single" w:color="000000" w:sz="4"/>
+              <w:left w:val="single" w:color="000000" w:sz="4"/>
+              <w:bottom w:val="single" w:color="000000" w:sz="4"/>
+              <w:right w:val="single" w:color="000000" w:sz="4"/>
+            </w:tcBorders>
+            <w:tcMar>
+              <w:top w:type="dxa" w:w="40"/>
+              <w:left w:type="dxa" w:w="60"/>
+              <w:bottom w:type="dxa" w:w="40"/>
+              <w:right w:type="dxa" w:w="60"/>
+            </w:tcMar>
+            <w:vAlign w:val="center"/>
+          </w:tcPr>
+          <w:p>
+            <w:pPr>
+              <w:jc w:val="right"/>
+            </w:pPr>
+            <w:r>
+              <w:rPr>
+                <w:rFonts w:ascii="Times New Roman" w:cs="Times New Roman" w:eastAsia="Times New Roman" w:hAnsi="Times New Roman"/>
+                <w:sz w:val="22"/>
+                <w:szCs w:val="22"/>
+              </w:rPr>
+              <w:t xml:space="preserve">{da_chi}</w:t>
+            </w:r>
+          </w:p>
+        </w:tc>
+        <w:tc>
+          <w:tcPr>
+            <w:tcW w:type="dxa" w:w="800"/>
+            <w:tcBorders>
+              <w:top w:val="single" w:color="000000" w:sz="4"/>
+              <w:left w:val="single" w:color="000000" w:sz="4"/>
+              <w:bottom w:val="single" w:color="000000" w:sz="4"/>
+              <w:right w:val="single" w:color="000000" w:sz="4"/>
+            </w:tcBorders>
+            <w:tcMar>
+              <w:top w:type="dxa" w:w="40"/>
+              <w:left w:type="dxa" w:w="60"/>
+              <w:bottom w:type="dxa" w:w="40"/>
+              <w:right w:type="dxa" w:w="60"/>
+            </w:tcMar>
+            <w:vAlign w:val="center"/>
+          </w:tcPr>
+          <w:p>
+            <w:pPr>
+              <w:jc w:val="right"/>
+            </w:pPr>
+            <w:r>
+              <w:rPr>
+                <w:rFonts w:ascii="Times New Roman" w:cs="Times New Roman" w:eastAsia="Times New Roman" w:hAnsi="Times New Roman"/>
+                <w:sz w:val="22"/>
+                <w:szCs w:val="22"/>
+              </w:rPr>
+              <w:t xml:space="preserve">{hoan_thanh}</w:t>
+            </w:r>
+          </w:p>
+        </w:tc>
+        <w:tc>
+          <w:tcPr>
+            <w:tcW w:type="dxa" w:w="771"/>
+            <w:tcBorders>
+              <w:top w:val="single" w:color="000000" w:sz="4"/>
+              <w:left w:val="single" w:color="000000" w:sz="4"/>
+              <w:bottom w:val="single" w:color="000000" w:sz="4"/>
+              <w:right w:val="single" w:color="000000" w:sz="4"/>
+            </w:tcBorders>
+            <w:tcMar>
+              <w:top w:type="dxa" w:w="40"/>
+              <w:left w:type="dxa" w:w="60"/>
+              <w:bottom w:type="dxa" w:w="40"/>
+              <w:right w:type="dxa" w:w="60"/>
+            </w:tcMar>
+            <w:vAlign w:val="center"/>
+          </w:tcPr>
+          <w:p>
+            <w:pPr>
+              <w:jc w:val="center"/>
+            </w:pPr>
+            <w:r>
+              <w:rPr>
+                <w:rFonts w:ascii="Times New Roman" w:cs="Times New Roman" w:eastAsia="Times New Roman" w:hAnsi="Times New Roman"/>
+                <w:sz w:val="22"/>
+                <w:szCs w:val="22"/>
+              </w:rPr>
+              <w:t xml:space="preserve">{ty_le}{/theo_dot}</w:t>
+            </w:r>
+          </w:p>
+        </w:tc>
+      </w:tr>
+    </w:tbl>
+    <w:p>
+      <w:pPr>
+        <w:spacing w:after="80" w:before="0" w:line="300"/>
+        <w:ind w:firstLine="567"/>
+        <w:jc w:val="both"/>
+      </w:pPr>
+      <w:r>
+        <w:rPr>
+          <w:rFonts w:ascii="Times New Roman" w:cs="Times New Roman" w:eastAsia="Times New Roman" w:hAnsi="Times New Roman"/>
+          <w:sz w:val="26"/>
+          <w:szCs w:val="26"/>
+        </w:rPr>
+        <w:t xml:space="preserve">{/co_dot}</w:t>
       </w:r>
     </w:p>
     <w:p>

--- a/apps/desktop/public/mau-van-ban/bao-cao-tong-hop.docx
+++ b/apps/desktop/public/mau-van-ban/bao-cao-tong-hop.docx
@@ -688,7 +688,17 @@
                 <w:sz w:val="22"/>
                 <w:szCs w:val="22"/>
               </w:rPr>
-              <w:t xml:space="preserve">{ten}</w:t>
+              <w:t xml:space="preserve">{^la_dot}{ten}{/la_dot}</w:t>
+            </w:r>
+            <w:r>
+              <w:rPr>
+                <w:rFonts w:ascii="Times New Roman" w:cs="Times New Roman" w:eastAsia="Times New Roman" w:hAnsi="Times New Roman"/>
+                <w:i/>
+                <w:iCs/>
+                <w:sz w:val="22"/>
+                <w:szCs w:val="22"/>
+              </w:rPr>
+              <w:t xml:space="preserve">{#la_dot}{ten}{/la_dot}</w:t>
             </w:r>
           </w:p>
         </w:tc>

--- a/apps/desktop/public/mau-van-ban/bao-cao-tong-hop.docx
+++ b/apps/desktop/public/mau-van-ban/bao-cao-tong-hop.docx
@@ -1765,6 +1765,21 @@
     </w:p>
     <w:p>
       <w:pPr>
+        <w:spacing w:after="80" w:before="0" w:line="300"/>
+        <w:ind w:firstLine="567"/>
+        <w:jc w:val="both"/>
+      </w:pPr>
+      <w:r>
+        <w:rPr>
+          <w:rFonts w:ascii="Times New Roman" w:cs="Times New Roman" w:eastAsia="Times New Roman" w:hAnsi="Times New Roman"/>
+          <w:sz w:val="26"/>
+          <w:szCs w:val="26"/>
+        </w:rPr>
+        <w:t xml:space="preserve">{#co_tien_do_thang}</w:t>
+      </w:r>
+    </w:p>
+    <w:p>
+      <w:pPr>
         <w:spacing w:after="80" w:before="120" w:line="300"/>
         <w:ind w:firstLine="567"/>
         <w:jc w:val="both"/>
@@ -1774,6 +1789,70 @@
           <w:rFonts w:ascii="Times New Roman" w:cs="Times New Roman" w:eastAsia="Times New Roman" w:hAnsi="Times New Roman"/>
           <w:b/>
           <w:bCs/>
+          <w:i/>
+          <w:iCs/>
+          <w:sz w:val="26"/>
+          <w:szCs w:val="26"/>
+        </w:rPr>
+        <w:t xml:space="preserve">Tiến độ theo tháng</w:t>
+      </w:r>
+    </w:p>
+    <w:p>
+      <w:pPr>
+        <w:spacing w:after="80" w:before="0" w:line="300"/>
+        <w:ind w:firstLine="567"/>
+        <w:jc w:val="both"/>
+      </w:pPr>
+      <w:r>
+        <w:rPr>
+          <w:rFonts w:ascii="Times New Roman" w:cs="Times New Roman" w:eastAsia="Times New Roman" w:hAnsi="Times New Roman"/>
+          <w:sz w:val="26"/>
+          <w:szCs w:val="26"/>
+        </w:rPr>
+        <w:t xml:space="preserve">{cau_tien_do_thang}</w:t>
+      </w:r>
+    </w:p>
+    <w:p>
+      <w:pPr>
+        <w:spacing w:after="80" w:before="0" w:line="300"/>
+        <w:ind w:firstLine="567"/>
+        <w:jc w:val="both"/>
+      </w:pPr>
+      <w:r>
+        <w:rPr>
+          <w:rFonts w:ascii="Times New Roman" w:cs="Times New Roman" w:eastAsia="Times New Roman" w:hAnsi="Times New Roman"/>
+          <w:sz w:val="26"/>
+          <w:szCs w:val="26"/>
+        </w:rPr>
+        <w:t xml:space="preserve">[[BIEU_DO_TIEN_DO]]</w:t>
+      </w:r>
+    </w:p>
+    <w:p>
+      <w:pPr>
+        <w:spacing w:after="80" w:before="0" w:line="300"/>
+        <w:ind w:firstLine="567"/>
+        <w:jc w:val="both"/>
+      </w:pPr>
+      <w:r>
+        <w:rPr>
+          <w:rFonts w:ascii="Times New Roman" w:cs="Times New Roman" w:eastAsia="Times New Roman" w:hAnsi="Times New Roman"/>
+          <w:sz w:val="26"/>
+          <w:szCs w:val="26"/>
+        </w:rPr>
+        <w:t xml:space="preserve">{/co_tien_do_thang}</w:t>
+      </w:r>
+    </w:p>
+    <w:p>
+      <w:pPr>
+        <w:spacing w:after="80" w:before="120" w:line="300"/>
+        <w:ind w:firstLine="567"/>
+        <w:jc w:val="both"/>
+      </w:pPr>
+      <w:r>
+        <w:rPr>
+          <w:rFonts w:ascii="Times New Roman" w:cs="Times New Roman" w:eastAsia="Times New Roman" w:hAnsi="Times New Roman"/>
+          <w:b/>
+          <w:bCs/>
           <w:sz w:val="26"/>
           <w:szCs w:val="26"/>
         </w:rPr>
@@ -1959,6 +2038,186 @@
           <w:szCs w:val="26"/>
         </w:rPr>
         <w:t xml:space="preserve">{/co_ho_vuong_mac}</w:t>
+      </w:r>
+    </w:p>
+    <w:p>
+      <w:pPr>
+        <w:spacing w:after="80" w:before="0" w:line="300"/>
+        <w:ind w:firstLine="567"/>
+        <w:jc w:val="both"/>
+      </w:pPr>
+      <w:r>
+        <w:rPr>
+          <w:rFonts w:ascii="Times New Roman" w:cs="Times New Roman" w:eastAsia="Times New Roman" w:hAnsi="Times New Roman"/>
+          <w:sz w:val="26"/>
+          <w:szCs w:val="26"/>
+        </w:rPr>
+        <w:t xml:space="preserve">{#co_don_qua_han}</w:t>
+      </w:r>
+    </w:p>
+    <w:p>
+      <w:pPr>
+        <w:spacing w:after="80" w:before="0" w:line="300"/>
+        <w:ind w:firstLine="567"/>
+        <w:jc w:val="both"/>
+      </w:pPr>
+      <w:r>
+        <w:rPr>
+          <w:rFonts w:ascii="Times New Roman" w:cs="Times New Roman" w:eastAsia="Times New Roman" w:hAnsi="Times New Roman"/>
+          <w:sz w:val="26"/>
+          <w:szCs w:val="26"/>
+        </w:rPr>
+        <w:t xml:space="preserve">Đơn khiếu nại, kiến nghị quá hạn thụ lý, giải quyết: {so_don_qua_han} đơn</w:t>
+      </w:r>
+    </w:p>
+    <w:p>
+      <w:pPr>
+        <w:spacing w:after="80" w:before="0" w:line="300"/>
+        <w:ind w:firstLine="567"/>
+        <w:jc w:val="both"/>
+      </w:pPr>
+      <w:r>
+        <w:rPr>
+          <w:rFonts w:ascii="Times New Roman" w:cs="Times New Roman" w:eastAsia="Times New Roman" w:hAnsi="Times New Roman"/>
+          <w:sz w:val="26"/>
+          <w:szCs w:val="26"/>
+        </w:rPr>
+        <w:t xml:space="preserve">{#don_qua_han}</w:t>
+      </w:r>
+    </w:p>
+    <w:p>
+      <w:pPr>
+        <w:spacing w:after="80" w:before="0" w:line="300"/>
+        <w:ind w:firstLine="567"/>
+        <w:jc w:val="both"/>
+      </w:pPr>
+      <w:r>
+        <w:rPr>
+          <w:rFonts w:ascii="Times New Roman" w:cs="Times New Roman" w:eastAsia="Times New Roman" w:hAnsi="Times New Roman"/>
+          <w:sz w:val="26"/>
+          <w:szCs w:val="26"/>
+        </w:rPr>
+        <w:t xml:space="preserve">- {du_an} – {ho}: {don} ({tinh_trang}, hạn {han}).</w:t>
+      </w:r>
+    </w:p>
+    <w:p>
+      <w:pPr>
+        <w:spacing w:after="80" w:before="0" w:line="300"/>
+        <w:ind w:firstLine="567"/>
+        <w:jc w:val="both"/>
+      </w:pPr>
+      <w:r>
+        <w:rPr>
+          <w:rFonts w:ascii="Times New Roman" w:cs="Times New Roman" w:eastAsia="Times New Roman" w:hAnsi="Times New Roman"/>
+          <w:sz w:val="26"/>
+          <w:szCs w:val="26"/>
+        </w:rPr>
+        <w:t xml:space="preserve">{/don_qua_han}</w:t>
+      </w:r>
+    </w:p>
+    <w:p>
+      <w:pPr>
+        <w:spacing w:after="80" w:before="0" w:line="300"/>
+        <w:ind w:firstLine="567"/>
+        <w:jc w:val="both"/>
+      </w:pPr>
+      <w:r>
+        <w:rPr>
+          <w:rFonts w:ascii="Times New Roman" w:cs="Times New Roman" w:eastAsia="Times New Roman" w:hAnsi="Times New Roman"/>
+          <w:sz w:val="26"/>
+          <w:szCs w:val="26"/>
+        </w:rPr>
+        <w:t xml:space="preserve">{/co_don_qua_han}</w:t>
+      </w:r>
+    </w:p>
+    <w:p>
+      <w:pPr>
+        <w:spacing w:after="80" w:before="0" w:line="300"/>
+        <w:ind w:firstLine="567"/>
+        <w:jc w:val="both"/>
+      </w:pPr>
+      <w:r>
+        <w:rPr>
+          <w:rFonts w:ascii="Times New Roman" w:cs="Times New Roman" w:eastAsia="Times New Roman" w:hAnsi="Times New Roman"/>
+          <w:sz w:val="26"/>
+          <w:szCs w:val="26"/>
+        </w:rPr>
+        <w:t xml:space="preserve">{#co_lich_cc}</w:t>
+      </w:r>
+    </w:p>
+    <w:p>
+      <w:pPr>
+        <w:spacing w:after="80" w:before="0" w:line="300"/>
+        <w:ind w:firstLine="567"/>
+        <w:jc w:val="both"/>
+      </w:pPr>
+      <w:r>
+        <w:rPr>
+          <w:rFonts w:ascii="Times New Roman" w:cs="Times New Roman" w:eastAsia="Times New Roman" w:hAnsi="Times New Roman"/>
+          <w:sz w:val="26"/>
+          <w:szCs w:val="26"/>
+        </w:rPr>
+        <w:t xml:space="preserve">Lịch cưỡng chế (hồ sơ chưa kết thúc, có ngày dự kiến):</w:t>
+      </w:r>
+    </w:p>
+    <w:p>
+      <w:pPr>
+        <w:spacing w:after="80" w:before="0" w:line="300"/>
+        <w:ind w:firstLine="567"/>
+        <w:jc w:val="both"/>
+      </w:pPr>
+      <w:r>
+        <w:rPr>
+          <w:rFonts w:ascii="Times New Roman" w:cs="Times New Roman" w:eastAsia="Times New Roman" w:hAnsi="Times New Roman"/>
+          <w:sz w:val="26"/>
+          <w:szCs w:val="26"/>
+        </w:rPr>
+        <w:t xml:space="preserve">{#lich_cc}</w:t>
+      </w:r>
+    </w:p>
+    <w:p>
+      <w:pPr>
+        <w:spacing w:after="80" w:before="0" w:line="300"/>
+        <w:ind w:firstLine="567"/>
+        <w:jc w:val="both"/>
+      </w:pPr>
+      <w:r>
+        <w:rPr>
+          <w:rFonts w:ascii="Times New Roman" w:cs="Times New Roman" w:eastAsia="Times New Roman" w:hAnsi="Times New Roman"/>
+          <w:sz w:val="26"/>
+          <w:szCs w:val="26"/>
+        </w:rPr>
+        <w:t xml:space="preserve">- {ngay}: {du_an} – {ho} ({loai}); đề nghị Công an bảo đảm trật tự gửi chậm nhất {han_cong_an}{luu_y}.</w:t>
+      </w:r>
+    </w:p>
+    <w:p>
+      <w:pPr>
+        <w:spacing w:after="80" w:before="0" w:line="300"/>
+        <w:ind w:firstLine="567"/>
+        <w:jc w:val="both"/>
+      </w:pPr>
+      <w:r>
+        <w:rPr>
+          <w:rFonts w:ascii="Times New Roman" w:cs="Times New Roman" w:eastAsia="Times New Roman" w:hAnsi="Times New Roman"/>
+          <w:sz w:val="26"/>
+          <w:szCs w:val="26"/>
+        </w:rPr>
+        <w:t xml:space="preserve">{/lich_cc}</w:t>
+      </w:r>
+    </w:p>
+    <w:p>
+      <w:pPr>
+        <w:spacing w:after="80" w:before="0" w:line="300"/>
+        <w:ind w:firstLine="567"/>
+        <w:jc w:val="both"/>
+      </w:pPr>
+      <w:r>
+        <w:rPr>
+          <w:rFonts w:ascii="Times New Roman" w:cs="Times New Roman" w:eastAsia="Times New Roman" w:hAnsi="Times New Roman"/>
+          <w:sz w:val="26"/>
+          <w:szCs w:val="26"/>
+        </w:rPr>
+        <w:t xml:space="preserve">{/co_lich_cc}</w:t>
       </w:r>
     </w:p>
     <w:p>
